--- a/Глава_2_оформленная.docx
+++ b/Глава_2_оформленная.docx
@@ -1156,7 +1156,7 @@
           <w:p>
             <w:pPr>
               <w:spacing w:before="0" w:after="0" w:line="240" w:lineRule="auto"/>
-              <w:jc w:val="left"/>
+              <w:jc w:val="right"/>
               <w:rPr>
                 <w:rFonts w:ascii="Times New Roman" w:hAnsi="Times New Roman" w:cs="Times New Roman" w:eastAsia="Times New Roman"/>
                 <w:sz w:val="28"/>
@@ -1190,7 +1190,7 @@
           <w:p>
             <w:pPr>
               <w:spacing w:before="0" w:after="0" w:line="240" w:lineRule="auto"/>
-              <w:jc w:val="left"/>
+              <w:jc w:val="right"/>
               <w:rPr>
                 <w:rFonts w:ascii="Times New Roman" w:hAnsi="Times New Roman" w:cs="Times New Roman" w:eastAsia="Times New Roman"/>
                 <w:sz w:val="28"/>
@@ -1224,7 +1224,7 @@
           <w:p>
             <w:pPr>
               <w:spacing w:before="0" w:after="0" w:line="240" w:lineRule="auto"/>
-              <w:jc w:val="left"/>
+              <w:jc w:val="right"/>
               <w:rPr>
                 <w:rFonts w:ascii="Times New Roman" w:hAnsi="Times New Roman" w:cs="Times New Roman" w:eastAsia="Times New Roman"/>
                 <w:sz w:val="28"/>
@@ -1297,7 +1297,7 @@
           <w:p>
             <w:pPr>
               <w:spacing w:before="0" w:after="0" w:line="240" w:lineRule="auto"/>
-              <w:jc w:val="left"/>
+              <w:jc w:val="right"/>
               <w:rPr>
                 <w:rFonts w:ascii="Times New Roman" w:hAnsi="Times New Roman" w:cs="Times New Roman" w:eastAsia="Times New Roman"/>
                 <w:sz w:val="28"/>
@@ -1331,7 +1331,7 @@
           <w:p>
             <w:pPr>
               <w:spacing w:before="0" w:after="0" w:line="240" w:lineRule="auto"/>
-              <w:jc w:val="left"/>
+              <w:jc w:val="right"/>
               <w:rPr>
                 <w:rFonts w:ascii="Times New Roman" w:hAnsi="Times New Roman" w:cs="Times New Roman" w:eastAsia="Times New Roman"/>
                 <w:sz w:val="28"/>
@@ -1365,7 +1365,7 @@
           <w:p>
             <w:pPr>
               <w:spacing w:before="0" w:after="0" w:line="240" w:lineRule="auto"/>
-              <w:jc w:val="left"/>
+              <w:jc w:val="right"/>
               <w:rPr>
                 <w:rFonts w:ascii="Times New Roman" w:hAnsi="Times New Roman" w:cs="Times New Roman" w:eastAsia="Times New Roman"/>
                 <w:sz w:val="28"/>
@@ -1438,7 +1438,7 @@
           <w:p>
             <w:pPr>
               <w:spacing w:before="0" w:after="0" w:line="240" w:lineRule="auto"/>
-              <w:jc w:val="left"/>
+              <w:jc w:val="right"/>
               <w:rPr>
                 <w:rFonts w:ascii="Times New Roman" w:hAnsi="Times New Roman" w:cs="Times New Roman" w:eastAsia="Times New Roman"/>
                 <w:sz w:val="28"/>
@@ -1472,7 +1472,7 @@
           <w:p>
             <w:pPr>
               <w:spacing w:before="0" w:after="0" w:line="240" w:lineRule="auto"/>
-              <w:jc w:val="left"/>
+              <w:jc w:val="right"/>
               <w:rPr>
                 <w:rFonts w:ascii="Times New Roman" w:hAnsi="Times New Roman" w:cs="Times New Roman" w:eastAsia="Times New Roman"/>
                 <w:sz w:val="28"/>
@@ -1506,7 +1506,7 @@
           <w:p>
             <w:pPr>
               <w:spacing w:before="0" w:after="0" w:line="240" w:lineRule="auto"/>
-              <w:jc w:val="left"/>
+              <w:jc w:val="right"/>
               <w:rPr>
                 <w:rFonts w:ascii="Times New Roman" w:hAnsi="Times New Roman" w:cs="Times New Roman" w:eastAsia="Times New Roman"/>
                 <w:sz w:val="28"/>
@@ -1579,7 +1579,7 @@
           <w:p>
             <w:pPr>
               <w:spacing w:before="0" w:after="0" w:line="240" w:lineRule="auto"/>
-              <w:jc w:val="left"/>
+              <w:jc w:val="right"/>
               <w:rPr>
                 <w:rFonts w:ascii="Times New Roman" w:hAnsi="Times New Roman" w:cs="Times New Roman" w:eastAsia="Times New Roman"/>
                 <w:sz w:val="28"/>
@@ -1613,7 +1613,7 @@
           <w:p>
             <w:pPr>
               <w:spacing w:before="0" w:after="0" w:line="240" w:lineRule="auto"/>
-              <w:jc w:val="left"/>
+              <w:jc w:val="right"/>
               <w:rPr>
                 <w:rFonts w:ascii="Times New Roman" w:hAnsi="Times New Roman" w:cs="Times New Roman" w:eastAsia="Times New Roman"/>
                 <w:sz w:val="28"/>
@@ -1647,7 +1647,7 @@
           <w:p>
             <w:pPr>
               <w:spacing w:before="0" w:after="0" w:line="240" w:lineRule="auto"/>
-              <w:jc w:val="left"/>
+              <w:jc w:val="right"/>
               <w:rPr>
                 <w:rFonts w:ascii="Times New Roman" w:hAnsi="Times New Roman" w:cs="Times New Roman" w:eastAsia="Times New Roman"/>
                 <w:sz w:val="28"/>
@@ -3026,7 +3026,7 @@
           <w:p>
             <w:pPr>
               <w:spacing w:before="0" w:after="0" w:line="240" w:lineRule="auto"/>
-              <w:jc w:val="left"/>
+              <w:jc w:val="right"/>
               <w:rPr>
                 <w:rFonts w:ascii="Times New Roman" w:hAnsi="Times New Roman" w:cs="Times New Roman" w:eastAsia="Times New Roman"/>
                 <w:sz w:val="28"/>
@@ -3060,7 +3060,7 @@
           <w:p>
             <w:pPr>
               <w:spacing w:before="0" w:after="0" w:line="240" w:lineRule="auto"/>
-              <w:jc w:val="left"/>
+              <w:jc w:val="right"/>
               <w:rPr>
                 <w:rFonts w:ascii="Times New Roman" w:hAnsi="Times New Roman" w:cs="Times New Roman" w:eastAsia="Times New Roman"/>
                 <w:sz w:val="28"/>
@@ -3094,7 +3094,7 @@
           <w:p>
             <w:pPr>
               <w:spacing w:before="0" w:after="0" w:line="240" w:lineRule="auto"/>
-              <w:jc w:val="left"/>
+              <w:jc w:val="right"/>
               <w:rPr>
                 <w:rFonts w:ascii="Times New Roman" w:hAnsi="Times New Roman" w:cs="Times New Roman" w:eastAsia="Times New Roman"/>
                 <w:sz w:val="28"/>
@@ -3167,7 +3167,7 @@
           <w:p>
             <w:pPr>
               <w:spacing w:before="0" w:after="0" w:line="240" w:lineRule="auto"/>
-              <w:jc w:val="left"/>
+              <w:jc w:val="right"/>
               <w:rPr>
                 <w:rFonts w:ascii="Times New Roman" w:hAnsi="Times New Roman" w:cs="Times New Roman" w:eastAsia="Times New Roman"/>
                 <w:sz w:val="28"/>
@@ -3201,7 +3201,7 @@
           <w:p>
             <w:pPr>
               <w:spacing w:before="0" w:after="0" w:line="240" w:lineRule="auto"/>
-              <w:jc w:val="left"/>
+              <w:jc w:val="right"/>
               <w:rPr>
                 <w:rFonts w:ascii="Times New Roman" w:hAnsi="Times New Roman" w:cs="Times New Roman" w:eastAsia="Times New Roman"/>
                 <w:sz w:val="28"/>
@@ -3235,7 +3235,7 @@
           <w:p>
             <w:pPr>
               <w:spacing w:before="0" w:after="0" w:line="240" w:lineRule="auto"/>
-              <w:jc w:val="left"/>
+              <w:jc w:val="right"/>
               <w:rPr>
                 <w:rFonts w:ascii="Times New Roman" w:hAnsi="Times New Roman" w:cs="Times New Roman" w:eastAsia="Times New Roman"/>
                 <w:sz w:val="28"/>
@@ -3308,7 +3308,7 @@
           <w:p>
             <w:pPr>
               <w:spacing w:before="0" w:after="0" w:line="240" w:lineRule="auto"/>
-              <w:jc w:val="left"/>
+              <w:jc w:val="right"/>
               <w:rPr>
                 <w:rFonts w:ascii="Times New Roman" w:hAnsi="Times New Roman" w:cs="Times New Roman" w:eastAsia="Times New Roman"/>
                 <w:sz w:val="28"/>
@@ -3342,7 +3342,7 @@
           <w:p>
             <w:pPr>
               <w:spacing w:before="0" w:after="0" w:line="240" w:lineRule="auto"/>
-              <w:jc w:val="left"/>
+              <w:jc w:val="right"/>
               <w:rPr>
                 <w:rFonts w:ascii="Times New Roman" w:hAnsi="Times New Roman" w:cs="Times New Roman" w:eastAsia="Times New Roman"/>
                 <w:sz w:val="28"/>
@@ -3376,7 +3376,7 @@
           <w:p>
             <w:pPr>
               <w:spacing w:before="0" w:after="0" w:line="240" w:lineRule="auto"/>
-              <w:jc w:val="left"/>
+              <w:jc w:val="right"/>
               <w:rPr>
                 <w:rFonts w:ascii="Times New Roman" w:hAnsi="Times New Roman" w:cs="Times New Roman" w:eastAsia="Times New Roman"/>
                 <w:sz w:val="28"/>
@@ -3449,7 +3449,7 @@
           <w:p>
             <w:pPr>
               <w:spacing w:before="0" w:after="0" w:line="240" w:lineRule="auto"/>
-              <w:jc w:val="left"/>
+              <w:jc w:val="right"/>
               <w:rPr>
                 <w:rFonts w:ascii="Times New Roman" w:hAnsi="Times New Roman" w:cs="Times New Roman" w:eastAsia="Times New Roman"/>
                 <w:sz w:val="28"/>
@@ -3483,7 +3483,7 @@
           <w:p>
             <w:pPr>
               <w:spacing w:before="0" w:after="0" w:line="240" w:lineRule="auto"/>
-              <w:jc w:val="left"/>
+              <w:jc w:val="right"/>
               <w:rPr>
                 <w:rFonts w:ascii="Times New Roman" w:hAnsi="Times New Roman" w:cs="Times New Roman" w:eastAsia="Times New Roman"/>
                 <w:sz w:val="28"/>
@@ -3517,7 +3517,7 @@
           <w:p>
             <w:pPr>
               <w:spacing w:before="0" w:after="0" w:line="240" w:lineRule="auto"/>
-              <w:jc w:val="left"/>
+              <w:jc w:val="right"/>
               <w:rPr>
                 <w:rFonts w:ascii="Times New Roman" w:hAnsi="Times New Roman" w:cs="Times New Roman" w:eastAsia="Times New Roman"/>
                 <w:sz w:val="28"/>
@@ -3590,7 +3590,7 @@
           <w:p>
             <w:pPr>
               <w:spacing w:before="0" w:after="0" w:line="240" w:lineRule="auto"/>
-              <w:jc w:val="left"/>
+              <w:jc w:val="right"/>
               <w:rPr>
                 <w:rFonts w:ascii="Times New Roman" w:hAnsi="Times New Roman" w:cs="Times New Roman" w:eastAsia="Times New Roman"/>
                 <w:sz w:val="28"/>
@@ -3624,7 +3624,7 @@
           <w:p>
             <w:pPr>
               <w:spacing w:before="0" w:after="0" w:line="240" w:lineRule="auto"/>
-              <w:jc w:val="left"/>
+              <w:jc w:val="right"/>
               <w:rPr>
                 <w:rFonts w:ascii="Times New Roman" w:hAnsi="Times New Roman" w:cs="Times New Roman" w:eastAsia="Times New Roman"/>
                 <w:sz w:val="28"/>
@@ -3658,7 +3658,7 @@
           <w:p>
             <w:pPr>
               <w:spacing w:before="0" w:after="0" w:line="240" w:lineRule="auto"/>
-              <w:jc w:val="left"/>
+              <w:jc w:val="right"/>
               <w:rPr>
                 <w:rFonts w:ascii="Times New Roman" w:hAnsi="Times New Roman" w:cs="Times New Roman" w:eastAsia="Times New Roman"/>
                 <w:sz w:val="28"/>
@@ -3731,7 +3731,7 @@
           <w:p>
             <w:pPr>
               <w:spacing w:before="0" w:after="0" w:line="240" w:lineRule="auto"/>
-              <w:jc w:val="left"/>
+              <w:jc w:val="right"/>
               <w:rPr>
                 <w:rFonts w:ascii="Times New Roman" w:hAnsi="Times New Roman" w:cs="Times New Roman" w:eastAsia="Times New Roman"/>
                 <w:sz w:val="28"/>
@@ -3765,7 +3765,7 @@
           <w:p>
             <w:pPr>
               <w:spacing w:before="0" w:after="0" w:line="240" w:lineRule="auto"/>
-              <w:jc w:val="left"/>
+              <w:jc w:val="right"/>
               <w:rPr>
                 <w:rFonts w:ascii="Times New Roman" w:hAnsi="Times New Roman" w:cs="Times New Roman" w:eastAsia="Times New Roman"/>
                 <w:sz w:val="28"/>
@@ -3799,7 +3799,7 @@
           <w:p>
             <w:pPr>
               <w:spacing w:before="0" w:after="0" w:line="240" w:lineRule="auto"/>
-              <w:jc w:val="left"/>
+              <w:jc w:val="right"/>
               <w:rPr>
                 <w:rFonts w:ascii="Times New Roman" w:hAnsi="Times New Roman" w:cs="Times New Roman" w:eastAsia="Times New Roman"/>
                 <w:sz w:val="28"/>
@@ -4145,7 +4145,7 @@
           <w:p>
             <w:pPr>
               <w:spacing w:before="0" w:after="0" w:line="240" w:lineRule="auto"/>
-              <w:jc w:val="left"/>
+              <w:jc w:val="right"/>
               <w:rPr>
                 <w:rFonts w:ascii="Times New Roman" w:hAnsi="Times New Roman" w:cs="Times New Roman" w:eastAsia="Times New Roman"/>
                 <w:sz w:val="28"/>
@@ -4218,7 +4218,7 @@
           <w:p>
             <w:pPr>
               <w:spacing w:before="0" w:after="0" w:line="240" w:lineRule="auto"/>
-              <w:jc w:val="left"/>
+              <w:jc w:val="right"/>
               <w:rPr>
                 <w:rFonts w:ascii="Times New Roman" w:hAnsi="Times New Roman" w:cs="Times New Roman" w:eastAsia="Times New Roman"/>
                 <w:sz w:val="28"/>
@@ -4291,7 +4291,7 @@
           <w:p>
             <w:pPr>
               <w:spacing w:before="0" w:after="0" w:line="240" w:lineRule="auto"/>
-              <w:jc w:val="left"/>
+              <w:jc w:val="right"/>
               <w:rPr>
                 <w:rFonts w:ascii="Times New Roman" w:hAnsi="Times New Roman" w:cs="Times New Roman" w:eastAsia="Times New Roman"/>
                 <w:sz w:val="28"/>
@@ -4364,7 +4364,7 @@
           <w:p>
             <w:pPr>
               <w:spacing w:before="0" w:after="0" w:line="240" w:lineRule="auto"/>
-              <w:jc w:val="left"/>
+              <w:jc w:val="right"/>
               <w:rPr>
                 <w:rFonts w:ascii="Times New Roman" w:hAnsi="Times New Roman" w:cs="Times New Roman" w:eastAsia="Times New Roman"/>
                 <w:sz w:val="28"/>
@@ -4437,7 +4437,7 @@
           <w:p>
             <w:pPr>
               <w:spacing w:before="0" w:after="0" w:line="240" w:lineRule="auto"/>
-              <w:jc w:val="left"/>
+              <w:jc w:val="right"/>
               <w:rPr>
                 <w:rFonts w:ascii="Times New Roman" w:hAnsi="Times New Roman" w:cs="Times New Roman" w:eastAsia="Times New Roman"/>
                 <w:sz w:val="28"/>
@@ -4510,7 +4510,7 @@
           <w:p>
             <w:pPr>
               <w:spacing w:before="0" w:after="0" w:line="240" w:lineRule="auto"/>
-              <w:jc w:val="left"/>
+              <w:jc w:val="right"/>
               <w:rPr>
                 <w:rFonts w:ascii="Times New Roman" w:hAnsi="Times New Roman" w:cs="Times New Roman" w:eastAsia="Times New Roman"/>
                 <w:sz w:val="28"/>
@@ -4583,7 +4583,7 @@
           <w:p>
             <w:pPr>
               <w:spacing w:before="0" w:after="0" w:line="240" w:lineRule="auto"/>
-              <w:jc w:val="left"/>
+              <w:jc w:val="right"/>
               <w:rPr>
                 <w:rFonts w:ascii="Times New Roman" w:hAnsi="Times New Roman" w:cs="Times New Roman" w:eastAsia="Times New Roman"/>
                 <w:sz w:val="28"/>
@@ -4656,7 +4656,7 @@
           <w:p>
             <w:pPr>
               <w:spacing w:before="0" w:after="0" w:line="240" w:lineRule="auto"/>
-              <w:jc w:val="left"/>
+              <w:jc w:val="right"/>
               <w:rPr>
                 <w:rFonts w:ascii="Times New Roman" w:hAnsi="Times New Roman" w:cs="Times New Roman" w:eastAsia="Times New Roman"/>
                 <w:sz w:val="28"/>
@@ -8582,7 +8582,7 @@
           <w:p>
             <w:pPr>
               <w:spacing w:before="0" w:after="0" w:line="240" w:lineRule="auto"/>
-              <w:jc w:val="left"/>
+              <w:jc w:val="right"/>
               <w:rPr>
                 <w:rFonts w:ascii="Times New Roman" w:hAnsi="Times New Roman" w:cs="Times New Roman" w:eastAsia="Times New Roman"/>
                 <w:sz w:val="28"/>
@@ -8616,7 +8616,7 @@
           <w:p>
             <w:pPr>
               <w:spacing w:before="0" w:after="0" w:line="240" w:lineRule="auto"/>
-              <w:jc w:val="left"/>
+              <w:jc w:val="right"/>
               <w:rPr>
                 <w:rFonts w:ascii="Times New Roman" w:hAnsi="Times New Roman" w:cs="Times New Roman" w:eastAsia="Times New Roman"/>
                 <w:sz w:val="28"/>
@@ -8650,7 +8650,7 @@
           <w:p>
             <w:pPr>
               <w:spacing w:before="0" w:after="0" w:line="240" w:lineRule="auto"/>
-              <w:jc w:val="left"/>
+              <w:jc w:val="right"/>
               <w:rPr>
                 <w:rFonts w:ascii="Times New Roman" w:hAnsi="Times New Roman" w:cs="Times New Roman" w:eastAsia="Times New Roman"/>
                 <w:sz w:val="28"/>
@@ -8684,7 +8684,7 @@
           <w:p>
             <w:pPr>
               <w:spacing w:before="0" w:after="0" w:line="240" w:lineRule="auto"/>
-              <w:jc w:val="left"/>
+              <w:jc w:val="right"/>
               <w:rPr>
                 <w:rFonts w:ascii="Times New Roman" w:hAnsi="Times New Roman" w:cs="Times New Roman" w:eastAsia="Times New Roman"/>
                 <w:sz w:val="28"/>
@@ -8757,7 +8757,7 @@
           <w:p>
             <w:pPr>
               <w:spacing w:before="0" w:after="0" w:line="240" w:lineRule="auto"/>
-              <w:jc w:val="left"/>
+              <w:jc w:val="right"/>
               <w:rPr>
                 <w:rFonts w:ascii="Times New Roman" w:hAnsi="Times New Roman" w:cs="Times New Roman" w:eastAsia="Times New Roman"/>
                 <w:sz w:val="28"/>
@@ -8791,7 +8791,7 @@
           <w:p>
             <w:pPr>
               <w:spacing w:before="0" w:after="0" w:line="240" w:lineRule="auto"/>
-              <w:jc w:val="left"/>
+              <w:jc w:val="right"/>
               <w:rPr>
                 <w:rFonts w:ascii="Times New Roman" w:hAnsi="Times New Roman" w:cs="Times New Roman" w:eastAsia="Times New Roman"/>
                 <w:sz w:val="28"/>
@@ -8825,7 +8825,7 @@
           <w:p>
             <w:pPr>
               <w:spacing w:before="0" w:after="0" w:line="240" w:lineRule="auto"/>
-              <w:jc w:val="left"/>
+              <w:jc w:val="right"/>
               <w:rPr>
                 <w:rFonts w:ascii="Times New Roman" w:hAnsi="Times New Roman" w:cs="Times New Roman" w:eastAsia="Times New Roman"/>
                 <w:sz w:val="28"/>
@@ -8859,7 +8859,7 @@
           <w:p>
             <w:pPr>
               <w:spacing w:before="0" w:after="0" w:line="240" w:lineRule="auto"/>
-              <w:jc w:val="left"/>
+              <w:jc w:val="right"/>
               <w:rPr>
                 <w:rFonts w:ascii="Times New Roman" w:hAnsi="Times New Roman" w:cs="Times New Roman" w:eastAsia="Times New Roman"/>
                 <w:sz w:val="28"/>
@@ -8932,7 +8932,7 @@
           <w:p>
             <w:pPr>
               <w:spacing w:before="0" w:after="0" w:line="240" w:lineRule="auto"/>
-              <w:jc w:val="left"/>
+              <w:jc w:val="right"/>
               <w:rPr>
                 <w:rFonts w:ascii="Times New Roman" w:hAnsi="Times New Roman" w:cs="Times New Roman" w:eastAsia="Times New Roman"/>
                 <w:sz w:val="28"/>
@@ -8966,7 +8966,7 @@
           <w:p>
             <w:pPr>
               <w:spacing w:before="0" w:after="0" w:line="240" w:lineRule="auto"/>
-              <w:jc w:val="left"/>
+              <w:jc w:val="right"/>
               <w:rPr>
                 <w:rFonts w:ascii="Times New Roman" w:hAnsi="Times New Roman" w:cs="Times New Roman" w:eastAsia="Times New Roman"/>
                 <w:sz w:val="28"/>
@@ -9000,7 +9000,7 @@
           <w:p>
             <w:pPr>
               <w:spacing w:before="0" w:after="0" w:line="240" w:lineRule="auto"/>
-              <w:jc w:val="left"/>
+              <w:jc w:val="right"/>
               <w:rPr>
                 <w:rFonts w:ascii="Times New Roman" w:hAnsi="Times New Roman" w:cs="Times New Roman" w:eastAsia="Times New Roman"/>
                 <w:sz w:val="28"/>
@@ -9034,7 +9034,7 @@
           <w:p>
             <w:pPr>
               <w:spacing w:before="0" w:after="0" w:line="240" w:lineRule="auto"/>
-              <w:jc w:val="left"/>
+              <w:jc w:val="right"/>
               <w:rPr>
                 <w:rFonts w:ascii="Times New Roman" w:hAnsi="Times New Roman" w:cs="Times New Roman" w:eastAsia="Times New Roman"/>
                 <w:sz w:val="28"/>
@@ -9107,7 +9107,7 @@
           <w:p>
             <w:pPr>
               <w:spacing w:before="0" w:after="0" w:line="240" w:lineRule="auto"/>
-              <w:jc w:val="left"/>
+              <w:jc w:val="right"/>
               <w:rPr>
                 <w:rFonts w:ascii="Times New Roman" w:hAnsi="Times New Roman" w:cs="Times New Roman" w:eastAsia="Times New Roman"/>
                 <w:sz w:val="28"/>
@@ -9141,7 +9141,7 @@
           <w:p>
             <w:pPr>
               <w:spacing w:before="0" w:after="0" w:line="240" w:lineRule="auto"/>
-              <w:jc w:val="left"/>
+              <w:jc w:val="right"/>
               <w:rPr>
                 <w:rFonts w:ascii="Times New Roman" w:hAnsi="Times New Roman" w:cs="Times New Roman" w:eastAsia="Times New Roman"/>
                 <w:sz w:val="28"/>
@@ -9175,7 +9175,7 @@
           <w:p>
             <w:pPr>
               <w:spacing w:before="0" w:after="0" w:line="240" w:lineRule="auto"/>
-              <w:jc w:val="left"/>
+              <w:jc w:val="right"/>
               <w:rPr>
                 <w:rFonts w:ascii="Times New Roman" w:hAnsi="Times New Roman" w:cs="Times New Roman" w:eastAsia="Times New Roman"/>
                 <w:sz w:val="28"/>
@@ -9209,7 +9209,7 @@
           <w:p>
             <w:pPr>
               <w:spacing w:before="0" w:after="0" w:line="240" w:lineRule="auto"/>
-              <w:jc w:val="left"/>
+              <w:jc w:val="right"/>
               <w:rPr>
                 <w:rFonts w:ascii="Times New Roman" w:hAnsi="Times New Roman" w:cs="Times New Roman" w:eastAsia="Times New Roman"/>
                 <w:sz w:val="28"/>
@@ -9282,7 +9282,7 @@
           <w:p>
             <w:pPr>
               <w:spacing w:before="0" w:after="0" w:line="240" w:lineRule="auto"/>
-              <w:jc w:val="left"/>
+              <w:jc w:val="right"/>
               <w:rPr>
                 <w:rFonts w:ascii="Times New Roman" w:hAnsi="Times New Roman" w:cs="Times New Roman" w:eastAsia="Times New Roman"/>
                 <w:sz w:val="28"/>
@@ -9316,7 +9316,7 @@
           <w:p>
             <w:pPr>
               <w:spacing w:before="0" w:after="0" w:line="240" w:lineRule="auto"/>
-              <w:jc w:val="left"/>
+              <w:jc w:val="right"/>
               <w:rPr>
                 <w:rFonts w:ascii="Times New Roman" w:hAnsi="Times New Roman" w:cs="Times New Roman" w:eastAsia="Times New Roman"/>
                 <w:sz w:val="28"/>
@@ -9350,7 +9350,7 @@
           <w:p>
             <w:pPr>
               <w:spacing w:before="0" w:after="0" w:line="240" w:lineRule="auto"/>
-              <w:jc w:val="left"/>
+              <w:jc w:val="right"/>
               <w:rPr>
                 <w:rFonts w:ascii="Times New Roman" w:hAnsi="Times New Roman" w:cs="Times New Roman" w:eastAsia="Times New Roman"/>
                 <w:sz w:val="28"/>
@@ -9384,7 +9384,7 @@
           <w:p>
             <w:pPr>
               <w:spacing w:before="0" w:after="0" w:line="240" w:lineRule="auto"/>
-              <w:jc w:val="left"/>
+              <w:jc w:val="right"/>
               <w:rPr>
                 <w:rFonts w:ascii="Times New Roman" w:hAnsi="Times New Roman" w:cs="Times New Roman" w:eastAsia="Times New Roman"/>
                 <w:sz w:val="28"/>
@@ -9457,7 +9457,7 @@
           <w:p>
             <w:pPr>
               <w:spacing w:before="0" w:after="0" w:line="240" w:lineRule="auto"/>
-              <w:jc w:val="left"/>
+              <w:jc w:val="right"/>
               <w:rPr>
                 <w:rFonts w:ascii="Times New Roman" w:hAnsi="Times New Roman" w:cs="Times New Roman" w:eastAsia="Times New Roman"/>
                 <w:sz w:val="28"/>
@@ -9491,7 +9491,7 @@
           <w:p>
             <w:pPr>
               <w:spacing w:before="0" w:after="0" w:line="240" w:lineRule="auto"/>
-              <w:jc w:val="left"/>
+              <w:jc w:val="right"/>
               <w:rPr>
                 <w:rFonts w:ascii="Times New Roman" w:hAnsi="Times New Roman" w:cs="Times New Roman" w:eastAsia="Times New Roman"/>
                 <w:sz w:val="28"/>
@@ -9525,7 +9525,7 @@
           <w:p>
             <w:pPr>
               <w:spacing w:before="0" w:after="0" w:line="240" w:lineRule="auto"/>
-              <w:jc w:val="left"/>
+              <w:jc w:val="right"/>
               <w:rPr>
                 <w:rFonts w:ascii="Times New Roman" w:hAnsi="Times New Roman" w:cs="Times New Roman" w:eastAsia="Times New Roman"/>
                 <w:sz w:val="28"/>
@@ -9559,7 +9559,7 @@
           <w:p>
             <w:pPr>
               <w:spacing w:before="0" w:after="0" w:line="240" w:lineRule="auto"/>
-              <w:jc w:val="left"/>
+              <w:jc w:val="right"/>
               <w:rPr>
                 <w:rFonts w:ascii="Times New Roman" w:hAnsi="Times New Roman" w:cs="Times New Roman" w:eastAsia="Times New Roman"/>
                 <w:sz w:val="28"/>
@@ -22131,7 +22131,7 @@
           <w:p>
             <w:pPr>
               <w:spacing w:before="0" w:after="0" w:line="240" w:lineRule="auto"/>
-              <w:jc w:val="left"/>
+              <w:jc w:val="right"/>
               <w:rPr>
                 <w:rFonts w:ascii="Times New Roman" w:hAnsi="Times New Roman" w:cs="Times New Roman" w:eastAsia="Times New Roman"/>
                 <w:sz w:val="28"/>
@@ -22199,7 +22199,7 @@
           <w:p>
             <w:pPr>
               <w:spacing w:before="0" w:after="0" w:line="240" w:lineRule="auto"/>
-              <w:jc w:val="left"/>
+              <w:jc w:val="right"/>
               <w:rPr>
                 <w:rFonts w:ascii="Times New Roman" w:hAnsi="Times New Roman" w:cs="Times New Roman" w:eastAsia="Times New Roman"/>
                 <w:sz w:val="28"/>
@@ -22233,7 +22233,7 @@
           <w:p>
             <w:pPr>
               <w:spacing w:before="0" w:after="0" w:line="240" w:lineRule="auto"/>
-              <w:jc w:val="left"/>
+              <w:jc w:val="right"/>
               <w:rPr>
                 <w:rFonts w:ascii="Times New Roman" w:hAnsi="Times New Roman" w:cs="Times New Roman" w:eastAsia="Times New Roman"/>
                 <w:sz w:val="28"/>
@@ -22267,7 +22267,7 @@
           <w:p>
             <w:pPr>
               <w:spacing w:before="0" w:after="0" w:line="240" w:lineRule="auto"/>
-              <w:jc w:val="left"/>
+              <w:jc w:val="right"/>
               <w:rPr>
                 <w:rFonts w:ascii="Times New Roman" w:hAnsi="Times New Roman" w:cs="Times New Roman" w:eastAsia="Times New Roman"/>
                 <w:sz w:val="28"/>
@@ -22301,7 +22301,7 @@
           <w:p>
             <w:pPr>
               <w:spacing w:before="0" w:after="0" w:line="240" w:lineRule="auto"/>
-              <w:jc w:val="left"/>
+              <w:jc w:val="right"/>
               <w:rPr>
                 <w:rFonts w:ascii="Times New Roman" w:hAnsi="Times New Roman" w:cs="Times New Roman" w:eastAsia="Times New Roman"/>
                 <w:sz w:val="28"/>
@@ -22335,7 +22335,7 @@
           <w:p>
             <w:pPr>
               <w:spacing w:before="0" w:after="0" w:line="240" w:lineRule="auto"/>
-              <w:jc w:val="left"/>
+              <w:jc w:val="right"/>
               <w:rPr>
                 <w:rFonts w:ascii="Times New Roman" w:hAnsi="Times New Roman" w:cs="Times New Roman" w:eastAsia="Times New Roman"/>
                 <w:sz w:val="28"/>
@@ -22374,7 +22374,7 @@
           <w:p>
             <w:pPr>
               <w:spacing w:before="0" w:after="0" w:line="240" w:lineRule="auto"/>
-              <w:jc w:val="left"/>
+              <w:jc w:val="right"/>
               <w:rPr>
                 <w:rFonts w:ascii="Times New Roman" w:hAnsi="Times New Roman" w:cs="Times New Roman" w:eastAsia="Times New Roman"/>
                 <w:sz w:val="28"/>
@@ -22442,7 +22442,7 @@
           <w:p>
             <w:pPr>
               <w:spacing w:before="0" w:after="0" w:line="240" w:lineRule="auto"/>
-              <w:jc w:val="left"/>
+              <w:jc w:val="right"/>
               <w:rPr>
                 <w:rFonts w:ascii="Times New Roman" w:hAnsi="Times New Roman" w:cs="Times New Roman" w:eastAsia="Times New Roman"/>
                 <w:sz w:val="28"/>
@@ -22476,7 +22476,7 @@
           <w:p>
             <w:pPr>
               <w:spacing w:before="0" w:after="0" w:line="240" w:lineRule="auto"/>
-              <w:jc w:val="left"/>
+              <w:jc w:val="right"/>
               <w:rPr>
                 <w:rFonts w:ascii="Times New Roman" w:hAnsi="Times New Roman" w:cs="Times New Roman" w:eastAsia="Times New Roman"/>
                 <w:sz w:val="28"/>
@@ -22510,7 +22510,7 @@
           <w:p>
             <w:pPr>
               <w:spacing w:before="0" w:after="0" w:line="240" w:lineRule="auto"/>
-              <w:jc w:val="left"/>
+              <w:jc w:val="right"/>
               <w:rPr>
                 <w:rFonts w:ascii="Times New Roman" w:hAnsi="Times New Roman" w:cs="Times New Roman" w:eastAsia="Times New Roman"/>
                 <w:sz w:val="28"/>
@@ -22544,7 +22544,7 @@
           <w:p>
             <w:pPr>
               <w:spacing w:before="0" w:after="0" w:line="240" w:lineRule="auto"/>
-              <w:jc w:val="left"/>
+              <w:jc w:val="right"/>
               <w:rPr>
                 <w:rFonts w:ascii="Times New Roman" w:hAnsi="Times New Roman" w:cs="Times New Roman" w:eastAsia="Times New Roman"/>
                 <w:sz w:val="28"/>
@@ -22578,7 +22578,7 @@
           <w:p>
             <w:pPr>
               <w:spacing w:before="0" w:after="0" w:line="240" w:lineRule="auto"/>
-              <w:jc w:val="left"/>
+              <w:jc w:val="right"/>
               <w:rPr>
                 <w:rFonts w:ascii="Times New Roman" w:hAnsi="Times New Roman" w:cs="Times New Roman" w:eastAsia="Times New Roman"/>
                 <w:sz w:val="28"/>
@@ -22617,7 +22617,7 @@
           <w:p>
             <w:pPr>
               <w:spacing w:before="0" w:after="0" w:line="240" w:lineRule="auto"/>
-              <w:jc w:val="left"/>
+              <w:jc w:val="right"/>
               <w:rPr>
                 <w:rFonts w:ascii="Times New Roman" w:hAnsi="Times New Roman" w:cs="Times New Roman" w:eastAsia="Times New Roman"/>
                 <w:sz w:val="28"/>
@@ -22685,7 +22685,7 @@
           <w:p>
             <w:pPr>
               <w:spacing w:before="0" w:after="0" w:line="240" w:lineRule="auto"/>
-              <w:jc w:val="left"/>
+              <w:jc w:val="right"/>
               <w:rPr>
                 <w:rFonts w:ascii="Times New Roman" w:hAnsi="Times New Roman" w:cs="Times New Roman" w:eastAsia="Times New Roman"/>
                 <w:sz w:val="28"/>
@@ -22719,7 +22719,7 @@
           <w:p>
             <w:pPr>
               <w:spacing w:before="0" w:after="0" w:line="240" w:lineRule="auto"/>
-              <w:jc w:val="left"/>
+              <w:jc w:val="right"/>
               <w:rPr>
                 <w:rFonts w:ascii="Times New Roman" w:hAnsi="Times New Roman" w:cs="Times New Roman" w:eastAsia="Times New Roman"/>
                 <w:sz w:val="28"/>
@@ -22753,7 +22753,7 @@
           <w:p>
             <w:pPr>
               <w:spacing w:before="0" w:after="0" w:line="240" w:lineRule="auto"/>
-              <w:jc w:val="left"/>
+              <w:jc w:val="right"/>
               <w:rPr>
                 <w:rFonts w:ascii="Times New Roman" w:hAnsi="Times New Roman" w:cs="Times New Roman" w:eastAsia="Times New Roman"/>
                 <w:sz w:val="28"/>
@@ -22787,7 +22787,7 @@
           <w:p>
             <w:pPr>
               <w:spacing w:before="0" w:after="0" w:line="240" w:lineRule="auto"/>
-              <w:jc w:val="left"/>
+              <w:jc w:val="right"/>
               <w:rPr>
                 <w:rFonts w:ascii="Times New Roman" w:hAnsi="Times New Roman" w:cs="Times New Roman" w:eastAsia="Times New Roman"/>
                 <w:sz w:val="28"/>
@@ -22821,7 +22821,7 @@
           <w:p>
             <w:pPr>
               <w:spacing w:before="0" w:after="0" w:line="240" w:lineRule="auto"/>
-              <w:jc w:val="left"/>
+              <w:jc w:val="right"/>
               <w:rPr>
                 <w:rFonts w:ascii="Times New Roman" w:hAnsi="Times New Roman" w:cs="Times New Roman" w:eastAsia="Times New Roman"/>
                 <w:sz w:val="28"/>
@@ -22860,7 +22860,7 @@
           <w:p>
             <w:pPr>
               <w:spacing w:before="0" w:after="0" w:line="240" w:lineRule="auto"/>
-              <w:jc w:val="left"/>
+              <w:jc w:val="right"/>
               <w:rPr>
                 <w:rFonts w:ascii="Times New Roman" w:hAnsi="Times New Roman" w:cs="Times New Roman" w:eastAsia="Times New Roman"/>
                 <w:sz w:val="28"/>
@@ -22928,7 +22928,7 @@
           <w:p>
             <w:pPr>
               <w:spacing w:before="0" w:after="0" w:line="240" w:lineRule="auto"/>
-              <w:jc w:val="left"/>
+              <w:jc w:val="right"/>
               <w:rPr>
                 <w:rFonts w:ascii="Times New Roman" w:hAnsi="Times New Roman" w:cs="Times New Roman" w:eastAsia="Times New Roman"/>
                 <w:sz w:val="28"/>
@@ -22962,7 +22962,7 @@
           <w:p>
             <w:pPr>
               <w:spacing w:before="0" w:after="0" w:line="240" w:lineRule="auto"/>
-              <w:jc w:val="left"/>
+              <w:jc w:val="right"/>
               <w:rPr>
                 <w:rFonts w:ascii="Times New Roman" w:hAnsi="Times New Roman" w:cs="Times New Roman" w:eastAsia="Times New Roman"/>
                 <w:sz w:val="28"/>
@@ -22996,7 +22996,7 @@
           <w:p>
             <w:pPr>
               <w:spacing w:before="0" w:after="0" w:line="240" w:lineRule="auto"/>
-              <w:jc w:val="left"/>
+              <w:jc w:val="right"/>
               <w:rPr>
                 <w:rFonts w:ascii="Times New Roman" w:hAnsi="Times New Roman" w:cs="Times New Roman" w:eastAsia="Times New Roman"/>
                 <w:sz w:val="28"/>
@@ -23030,7 +23030,7 @@
           <w:p>
             <w:pPr>
               <w:spacing w:before="0" w:after="0" w:line="240" w:lineRule="auto"/>
-              <w:jc w:val="left"/>
+              <w:jc w:val="right"/>
               <w:rPr>
                 <w:rFonts w:ascii="Times New Roman" w:hAnsi="Times New Roman" w:cs="Times New Roman" w:eastAsia="Times New Roman"/>
                 <w:sz w:val="28"/>
@@ -23064,7 +23064,7 @@
           <w:p>
             <w:pPr>
               <w:spacing w:before="0" w:after="0" w:line="240" w:lineRule="auto"/>
-              <w:jc w:val="left"/>
+              <w:jc w:val="right"/>
               <w:rPr>
                 <w:rFonts w:ascii="Times New Roman" w:hAnsi="Times New Roman" w:cs="Times New Roman" w:eastAsia="Times New Roman"/>
                 <w:sz w:val="28"/>
@@ -23103,7 +23103,7 @@
           <w:p>
             <w:pPr>
               <w:spacing w:before="0" w:after="0" w:line="240" w:lineRule="auto"/>
-              <w:jc w:val="left"/>
+              <w:jc w:val="right"/>
               <w:rPr>
                 <w:rFonts w:ascii="Times New Roman" w:hAnsi="Times New Roman" w:cs="Times New Roman" w:eastAsia="Times New Roman"/>
                 <w:sz w:val="28"/>
@@ -23171,7 +23171,7 @@
           <w:p>
             <w:pPr>
               <w:spacing w:before="0" w:after="0" w:line="240" w:lineRule="auto"/>
-              <w:jc w:val="left"/>
+              <w:jc w:val="right"/>
               <w:rPr>
                 <w:rFonts w:ascii="Times New Roman" w:hAnsi="Times New Roman" w:cs="Times New Roman" w:eastAsia="Times New Roman"/>
                 <w:sz w:val="28"/>
@@ -23205,7 +23205,7 @@
           <w:p>
             <w:pPr>
               <w:spacing w:before="0" w:after="0" w:line="240" w:lineRule="auto"/>
-              <w:jc w:val="left"/>
+              <w:jc w:val="right"/>
               <w:rPr>
                 <w:rFonts w:ascii="Times New Roman" w:hAnsi="Times New Roman" w:cs="Times New Roman" w:eastAsia="Times New Roman"/>
                 <w:sz w:val="28"/>
@@ -23239,7 +23239,7 @@
           <w:p>
             <w:pPr>
               <w:spacing w:before="0" w:after="0" w:line="240" w:lineRule="auto"/>
-              <w:jc w:val="left"/>
+              <w:jc w:val="right"/>
               <w:rPr>
                 <w:rFonts w:ascii="Times New Roman" w:hAnsi="Times New Roman" w:cs="Times New Roman" w:eastAsia="Times New Roman"/>
                 <w:sz w:val="28"/>
@@ -23273,7 +23273,7 @@
           <w:p>
             <w:pPr>
               <w:spacing w:before="0" w:after="0" w:line="240" w:lineRule="auto"/>
-              <w:jc w:val="left"/>
+              <w:jc w:val="right"/>
               <w:rPr>
                 <w:rFonts w:ascii="Times New Roman" w:hAnsi="Times New Roman" w:cs="Times New Roman" w:eastAsia="Times New Roman"/>
                 <w:sz w:val="28"/>
@@ -23307,7 +23307,7 @@
           <w:p>
             <w:pPr>
               <w:spacing w:before="0" w:after="0" w:line="240" w:lineRule="auto"/>
-              <w:jc w:val="left"/>
+              <w:jc w:val="right"/>
               <w:rPr>
                 <w:rFonts w:ascii="Times New Roman" w:hAnsi="Times New Roman" w:cs="Times New Roman" w:eastAsia="Times New Roman"/>
                 <w:sz w:val="28"/>
@@ -23346,7 +23346,7 @@
           <w:p>
             <w:pPr>
               <w:spacing w:before="0" w:after="0" w:line="240" w:lineRule="auto"/>
-              <w:jc w:val="left"/>
+              <w:jc w:val="right"/>
               <w:rPr>
                 <w:rFonts w:ascii="Times New Roman" w:hAnsi="Times New Roman" w:cs="Times New Roman" w:eastAsia="Times New Roman"/>
                 <w:sz w:val="28"/>
@@ -23414,7 +23414,7 @@
           <w:p>
             <w:pPr>
               <w:spacing w:before="0" w:after="0" w:line="240" w:lineRule="auto"/>
-              <w:jc w:val="left"/>
+              <w:jc w:val="right"/>
               <w:rPr>
                 <w:rFonts w:ascii="Times New Roman" w:hAnsi="Times New Roman" w:cs="Times New Roman" w:eastAsia="Times New Roman"/>
                 <w:sz w:val="28"/>
@@ -23448,7 +23448,7 @@
           <w:p>
             <w:pPr>
               <w:spacing w:before="0" w:after="0" w:line="240" w:lineRule="auto"/>
-              <w:jc w:val="left"/>
+              <w:jc w:val="right"/>
               <w:rPr>
                 <w:rFonts w:ascii="Times New Roman" w:hAnsi="Times New Roman" w:cs="Times New Roman" w:eastAsia="Times New Roman"/>
                 <w:sz w:val="28"/>
@@ -23482,7 +23482,7 @@
           <w:p>
             <w:pPr>
               <w:spacing w:before="0" w:after="0" w:line="240" w:lineRule="auto"/>
-              <w:jc w:val="left"/>
+              <w:jc w:val="right"/>
               <w:rPr>
                 <w:rFonts w:ascii="Times New Roman" w:hAnsi="Times New Roman" w:cs="Times New Roman" w:eastAsia="Times New Roman"/>
                 <w:sz w:val="28"/>
@@ -23516,7 +23516,7 @@
           <w:p>
             <w:pPr>
               <w:spacing w:before="0" w:after="0" w:line="240" w:lineRule="auto"/>
-              <w:jc w:val="left"/>
+              <w:jc w:val="right"/>
               <w:rPr>
                 <w:rFonts w:ascii="Times New Roman" w:hAnsi="Times New Roman" w:cs="Times New Roman" w:eastAsia="Times New Roman"/>
                 <w:sz w:val="28"/>
@@ -23550,7 +23550,7 @@
           <w:p>
             <w:pPr>
               <w:spacing w:before="0" w:after="0" w:line="240" w:lineRule="auto"/>
-              <w:jc w:val="left"/>
+              <w:jc w:val="right"/>
               <w:rPr>
                 <w:rFonts w:ascii="Times New Roman" w:hAnsi="Times New Roman" w:cs="Times New Roman" w:eastAsia="Times New Roman"/>
                 <w:sz w:val="28"/>
@@ -23589,7 +23589,7 @@
           <w:p>
             <w:pPr>
               <w:spacing w:before="0" w:after="0" w:line="240" w:lineRule="auto"/>
-              <w:jc w:val="left"/>
+              <w:jc w:val="right"/>
               <w:rPr>
                 <w:rFonts w:ascii="Times New Roman" w:hAnsi="Times New Roman" w:cs="Times New Roman" w:eastAsia="Times New Roman"/>
                 <w:sz w:val="28"/>
@@ -23657,7 +23657,7 @@
           <w:p>
             <w:pPr>
               <w:spacing w:before="0" w:after="0" w:line="240" w:lineRule="auto"/>
-              <w:jc w:val="left"/>
+              <w:jc w:val="right"/>
               <w:rPr>
                 <w:rFonts w:ascii="Times New Roman" w:hAnsi="Times New Roman" w:cs="Times New Roman" w:eastAsia="Times New Roman"/>
                 <w:sz w:val="28"/>
@@ -23691,7 +23691,7 @@
           <w:p>
             <w:pPr>
               <w:spacing w:before="0" w:after="0" w:line="240" w:lineRule="auto"/>
-              <w:jc w:val="left"/>
+              <w:jc w:val="right"/>
               <w:rPr>
                 <w:rFonts w:ascii="Times New Roman" w:hAnsi="Times New Roman" w:cs="Times New Roman" w:eastAsia="Times New Roman"/>
                 <w:sz w:val="28"/>
@@ -23725,7 +23725,7 @@
           <w:p>
             <w:pPr>
               <w:spacing w:before="0" w:after="0" w:line="240" w:lineRule="auto"/>
-              <w:jc w:val="left"/>
+              <w:jc w:val="right"/>
               <w:rPr>
                 <w:rFonts w:ascii="Times New Roman" w:hAnsi="Times New Roman" w:cs="Times New Roman" w:eastAsia="Times New Roman"/>
                 <w:sz w:val="28"/>
@@ -23759,7 +23759,7 @@
           <w:p>
             <w:pPr>
               <w:spacing w:before="0" w:after="0" w:line="240" w:lineRule="auto"/>
-              <w:jc w:val="left"/>
+              <w:jc w:val="right"/>
               <w:rPr>
                 <w:rFonts w:ascii="Times New Roman" w:hAnsi="Times New Roman" w:cs="Times New Roman" w:eastAsia="Times New Roman"/>
                 <w:sz w:val="28"/>
@@ -23793,7 +23793,7 @@
           <w:p>
             <w:pPr>
               <w:spacing w:before="0" w:after="0" w:line="240" w:lineRule="auto"/>
-              <w:jc w:val="left"/>
+              <w:jc w:val="right"/>
               <w:rPr>
                 <w:rFonts w:ascii="Times New Roman" w:hAnsi="Times New Roman" w:cs="Times New Roman" w:eastAsia="Times New Roman"/>
                 <w:sz w:val="28"/>
@@ -23832,7 +23832,7 @@
           <w:p>
             <w:pPr>
               <w:spacing w:before="0" w:after="0" w:line="240" w:lineRule="auto"/>
-              <w:jc w:val="left"/>
+              <w:jc w:val="right"/>
               <w:rPr>
                 <w:rFonts w:ascii="Times New Roman" w:hAnsi="Times New Roman" w:cs="Times New Roman" w:eastAsia="Times New Roman"/>
                 <w:sz w:val="28"/>
@@ -23900,7 +23900,7 @@
           <w:p>
             <w:pPr>
               <w:spacing w:before="0" w:after="0" w:line="240" w:lineRule="auto"/>
-              <w:jc w:val="left"/>
+              <w:jc w:val="right"/>
               <w:rPr>
                 <w:rFonts w:ascii="Times New Roman" w:hAnsi="Times New Roman" w:cs="Times New Roman" w:eastAsia="Times New Roman"/>
                 <w:sz w:val="28"/>
@@ -23934,7 +23934,7 @@
           <w:p>
             <w:pPr>
               <w:spacing w:before="0" w:after="0" w:line="240" w:lineRule="auto"/>
-              <w:jc w:val="left"/>
+              <w:jc w:val="right"/>
               <w:rPr>
                 <w:rFonts w:ascii="Times New Roman" w:hAnsi="Times New Roman" w:cs="Times New Roman" w:eastAsia="Times New Roman"/>
                 <w:sz w:val="28"/>
@@ -23968,7 +23968,7 @@
           <w:p>
             <w:pPr>
               <w:spacing w:before="0" w:after="0" w:line="240" w:lineRule="auto"/>
-              <w:jc w:val="left"/>
+              <w:jc w:val="right"/>
               <w:rPr>
                 <w:rFonts w:ascii="Times New Roman" w:hAnsi="Times New Roman" w:cs="Times New Roman" w:eastAsia="Times New Roman"/>
                 <w:sz w:val="28"/>
@@ -24002,7 +24002,7 @@
           <w:p>
             <w:pPr>
               <w:spacing w:before="0" w:after="0" w:line="240" w:lineRule="auto"/>
-              <w:jc w:val="left"/>
+              <w:jc w:val="right"/>
               <w:rPr>
                 <w:rFonts w:ascii="Times New Roman" w:hAnsi="Times New Roman" w:cs="Times New Roman" w:eastAsia="Times New Roman"/>
                 <w:sz w:val="28"/>
@@ -24036,7 +24036,7 @@
           <w:p>
             <w:pPr>
               <w:spacing w:before="0" w:after="0" w:line="240" w:lineRule="auto"/>
-              <w:jc w:val="left"/>
+              <w:jc w:val="right"/>
               <w:rPr>
                 <w:rFonts w:ascii="Times New Roman" w:hAnsi="Times New Roman" w:cs="Times New Roman" w:eastAsia="Times New Roman"/>
                 <w:sz w:val="28"/>
@@ -24075,7 +24075,7 @@
           <w:p>
             <w:pPr>
               <w:spacing w:before="0" w:after="0" w:line="240" w:lineRule="auto"/>
-              <w:jc w:val="left"/>
+              <w:jc w:val="right"/>
               <w:rPr>
                 <w:rFonts w:ascii="Times New Roman" w:hAnsi="Times New Roman" w:cs="Times New Roman" w:eastAsia="Times New Roman"/>
                 <w:sz w:val="28"/>
@@ -24143,7 +24143,7 @@
           <w:p>
             <w:pPr>
               <w:spacing w:before="0" w:after="0" w:line="240" w:lineRule="auto"/>
-              <w:jc w:val="left"/>
+              <w:jc w:val="right"/>
               <w:rPr>
                 <w:rFonts w:ascii="Times New Roman" w:hAnsi="Times New Roman" w:cs="Times New Roman" w:eastAsia="Times New Roman"/>
                 <w:sz w:val="28"/>
@@ -24177,7 +24177,7 @@
           <w:p>
             <w:pPr>
               <w:spacing w:before="0" w:after="0" w:line="240" w:lineRule="auto"/>
-              <w:jc w:val="left"/>
+              <w:jc w:val="right"/>
               <w:rPr>
                 <w:rFonts w:ascii="Times New Roman" w:hAnsi="Times New Roman" w:cs="Times New Roman" w:eastAsia="Times New Roman"/>
                 <w:sz w:val="28"/>
@@ -24211,7 +24211,7 @@
           <w:p>
             <w:pPr>
               <w:spacing w:before="0" w:after="0" w:line="240" w:lineRule="auto"/>
-              <w:jc w:val="left"/>
+              <w:jc w:val="right"/>
               <w:rPr>
                 <w:rFonts w:ascii="Times New Roman" w:hAnsi="Times New Roman" w:cs="Times New Roman" w:eastAsia="Times New Roman"/>
                 <w:sz w:val="28"/>
@@ -24245,7 +24245,7 @@
           <w:p>
             <w:pPr>
               <w:spacing w:before="0" w:after="0" w:line="240" w:lineRule="auto"/>
-              <w:jc w:val="left"/>
+              <w:jc w:val="right"/>
               <w:rPr>
                 <w:rFonts w:ascii="Times New Roman" w:hAnsi="Times New Roman" w:cs="Times New Roman" w:eastAsia="Times New Roman"/>
                 <w:sz w:val="28"/>
@@ -24279,7 +24279,7 @@
           <w:p>
             <w:pPr>
               <w:spacing w:before="0" w:after="0" w:line="240" w:lineRule="auto"/>
-              <w:jc w:val="left"/>
+              <w:jc w:val="right"/>
               <w:rPr>
                 <w:rFonts w:ascii="Times New Roman" w:hAnsi="Times New Roman" w:cs="Times New Roman" w:eastAsia="Times New Roman"/>
                 <w:sz w:val="28"/>
@@ -24318,7 +24318,7 @@
           <w:p>
             <w:pPr>
               <w:spacing w:before="0" w:after="0" w:line="240" w:lineRule="auto"/>
-              <w:jc w:val="left"/>
+              <w:jc w:val="right"/>
               <w:rPr>
                 <w:rFonts w:ascii="Times New Roman" w:hAnsi="Times New Roman" w:cs="Times New Roman" w:eastAsia="Times New Roman"/>
                 <w:sz w:val="28"/>
@@ -24386,7 +24386,7 @@
           <w:p>
             <w:pPr>
               <w:spacing w:before="0" w:after="0" w:line="240" w:lineRule="auto"/>
-              <w:jc w:val="left"/>
+              <w:jc w:val="right"/>
               <w:rPr>
                 <w:rFonts w:ascii="Times New Roman" w:hAnsi="Times New Roman" w:cs="Times New Roman" w:eastAsia="Times New Roman"/>
                 <w:sz w:val="28"/>
@@ -24420,7 +24420,7 @@
           <w:p>
             <w:pPr>
               <w:spacing w:before="0" w:after="0" w:line="240" w:lineRule="auto"/>
-              <w:jc w:val="left"/>
+              <w:jc w:val="right"/>
               <w:rPr>
                 <w:rFonts w:ascii="Times New Roman" w:hAnsi="Times New Roman" w:cs="Times New Roman" w:eastAsia="Times New Roman"/>
                 <w:sz w:val="28"/>
@@ -24454,7 +24454,7 @@
           <w:p>
             <w:pPr>
               <w:spacing w:before="0" w:after="0" w:line="240" w:lineRule="auto"/>
-              <w:jc w:val="left"/>
+              <w:jc w:val="right"/>
               <w:rPr>
                 <w:rFonts w:ascii="Times New Roman" w:hAnsi="Times New Roman" w:cs="Times New Roman" w:eastAsia="Times New Roman"/>
                 <w:sz w:val="28"/>
@@ -24488,7 +24488,7 @@
           <w:p>
             <w:pPr>
               <w:spacing w:before="0" w:after="0" w:line="240" w:lineRule="auto"/>
-              <w:jc w:val="left"/>
+              <w:jc w:val="right"/>
               <w:rPr>
                 <w:rFonts w:ascii="Times New Roman" w:hAnsi="Times New Roman" w:cs="Times New Roman" w:eastAsia="Times New Roman"/>
                 <w:sz w:val="28"/>
@@ -24522,7 +24522,7 @@
           <w:p>
             <w:pPr>
               <w:spacing w:before="0" w:after="0" w:line="240" w:lineRule="auto"/>
-              <w:jc w:val="left"/>
+              <w:jc w:val="right"/>
               <w:rPr>
                 <w:rFonts w:ascii="Times New Roman" w:hAnsi="Times New Roman" w:cs="Times New Roman" w:eastAsia="Times New Roman"/>
                 <w:sz w:val="28"/>
@@ -24978,7 +24978,7 @@
           <w:p>
             <w:pPr>
               <w:spacing w:before="0" w:after="0" w:line="240" w:lineRule="auto"/>
-              <w:jc w:val="left"/>
+              <w:jc w:val="right"/>
               <w:rPr>
                 <w:rFonts w:ascii="Times New Roman" w:hAnsi="Times New Roman" w:cs="Times New Roman" w:eastAsia="Times New Roman"/>
                 <w:sz w:val="28"/>
@@ -25046,7 +25046,7 @@
           <w:p>
             <w:pPr>
               <w:spacing w:before="0" w:after="0" w:line="240" w:lineRule="auto"/>
-              <w:jc w:val="left"/>
+              <w:jc w:val="right"/>
               <w:rPr>
                 <w:rFonts w:ascii="Times New Roman" w:hAnsi="Times New Roman" w:cs="Times New Roman" w:eastAsia="Times New Roman"/>
                 <w:sz w:val="28"/>
@@ -25080,7 +25080,7 @@
           <w:p>
             <w:pPr>
               <w:spacing w:before="0" w:after="0" w:line="240" w:lineRule="auto"/>
-              <w:jc w:val="left"/>
+              <w:jc w:val="right"/>
               <w:rPr>
                 <w:rFonts w:ascii="Times New Roman" w:hAnsi="Times New Roman" w:cs="Times New Roman" w:eastAsia="Times New Roman"/>
                 <w:sz w:val="28"/>
@@ -25114,7 +25114,7 @@
           <w:p>
             <w:pPr>
               <w:spacing w:before="0" w:after="0" w:line="240" w:lineRule="auto"/>
-              <w:jc w:val="left"/>
+              <w:jc w:val="right"/>
               <w:rPr>
                 <w:rFonts w:ascii="Times New Roman" w:hAnsi="Times New Roman" w:cs="Times New Roman" w:eastAsia="Times New Roman"/>
                 <w:sz w:val="28"/>
@@ -25148,7 +25148,7 @@
           <w:p>
             <w:pPr>
               <w:spacing w:before="0" w:after="0" w:line="240" w:lineRule="auto"/>
-              <w:jc w:val="left"/>
+              <w:jc w:val="right"/>
               <w:rPr>
                 <w:rFonts w:ascii="Times New Roman" w:hAnsi="Times New Roman" w:cs="Times New Roman" w:eastAsia="Times New Roman"/>
                 <w:sz w:val="28"/>
@@ -25182,7 +25182,7 @@
           <w:p>
             <w:pPr>
               <w:spacing w:before="0" w:after="0" w:line="240" w:lineRule="auto"/>
-              <w:jc w:val="left"/>
+              <w:jc w:val="right"/>
               <w:rPr>
                 <w:rFonts w:ascii="Times New Roman" w:hAnsi="Times New Roman" w:cs="Times New Roman" w:eastAsia="Times New Roman"/>
                 <w:sz w:val="28"/>
@@ -25221,7 +25221,7 @@
           <w:p>
             <w:pPr>
               <w:spacing w:before="0" w:after="0" w:line="240" w:lineRule="auto"/>
-              <w:jc w:val="left"/>
+              <w:jc w:val="right"/>
               <w:rPr>
                 <w:rFonts w:ascii="Times New Roman" w:hAnsi="Times New Roman" w:cs="Times New Roman" w:eastAsia="Times New Roman"/>
                 <w:sz w:val="28"/>
@@ -25289,7 +25289,7 @@
           <w:p>
             <w:pPr>
               <w:spacing w:before="0" w:after="0" w:line="240" w:lineRule="auto"/>
-              <w:jc w:val="left"/>
+              <w:jc w:val="right"/>
               <w:rPr>
                 <w:rFonts w:ascii="Times New Roman" w:hAnsi="Times New Roman" w:cs="Times New Roman" w:eastAsia="Times New Roman"/>
                 <w:sz w:val="28"/>
@@ -25323,7 +25323,7 @@
           <w:p>
             <w:pPr>
               <w:spacing w:before="0" w:after="0" w:line="240" w:lineRule="auto"/>
-              <w:jc w:val="left"/>
+              <w:jc w:val="right"/>
               <w:rPr>
                 <w:rFonts w:ascii="Times New Roman" w:hAnsi="Times New Roman" w:cs="Times New Roman" w:eastAsia="Times New Roman"/>
                 <w:sz w:val="28"/>
@@ -25357,7 +25357,7 @@
           <w:p>
             <w:pPr>
               <w:spacing w:before="0" w:after="0" w:line="240" w:lineRule="auto"/>
-              <w:jc w:val="left"/>
+              <w:jc w:val="right"/>
               <w:rPr>
                 <w:rFonts w:ascii="Times New Roman" w:hAnsi="Times New Roman" w:cs="Times New Roman" w:eastAsia="Times New Roman"/>
                 <w:sz w:val="28"/>
@@ -25391,7 +25391,7 @@
           <w:p>
             <w:pPr>
               <w:spacing w:before="0" w:after="0" w:line="240" w:lineRule="auto"/>
-              <w:jc w:val="left"/>
+              <w:jc w:val="right"/>
               <w:rPr>
                 <w:rFonts w:ascii="Times New Roman" w:hAnsi="Times New Roman" w:cs="Times New Roman" w:eastAsia="Times New Roman"/>
                 <w:sz w:val="28"/>
@@ -25425,7 +25425,7 @@
           <w:p>
             <w:pPr>
               <w:spacing w:before="0" w:after="0" w:line="240" w:lineRule="auto"/>
-              <w:jc w:val="left"/>
+              <w:jc w:val="right"/>
               <w:rPr>
                 <w:rFonts w:ascii="Times New Roman" w:hAnsi="Times New Roman" w:cs="Times New Roman" w:eastAsia="Times New Roman"/>
                 <w:sz w:val="28"/>
@@ -25464,7 +25464,7 @@
           <w:p>
             <w:pPr>
               <w:spacing w:before="0" w:after="0" w:line="240" w:lineRule="auto"/>
-              <w:jc w:val="left"/>
+              <w:jc w:val="right"/>
               <w:rPr>
                 <w:rFonts w:ascii="Times New Roman" w:hAnsi="Times New Roman" w:cs="Times New Roman" w:eastAsia="Times New Roman"/>
                 <w:sz w:val="28"/>
@@ -25532,7 +25532,7 @@
           <w:p>
             <w:pPr>
               <w:spacing w:before="0" w:after="0" w:line="240" w:lineRule="auto"/>
-              <w:jc w:val="left"/>
+              <w:jc w:val="right"/>
               <w:rPr>
                 <w:rFonts w:ascii="Times New Roman" w:hAnsi="Times New Roman" w:cs="Times New Roman" w:eastAsia="Times New Roman"/>
                 <w:sz w:val="28"/>
@@ -25566,7 +25566,7 @@
           <w:p>
             <w:pPr>
               <w:spacing w:before="0" w:after="0" w:line="240" w:lineRule="auto"/>
-              <w:jc w:val="left"/>
+              <w:jc w:val="right"/>
               <w:rPr>
                 <w:rFonts w:ascii="Times New Roman" w:hAnsi="Times New Roman" w:cs="Times New Roman" w:eastAsia="Times New Roman"/>
                 <w:sz w:val="28"/>
@@ -25600,7 +25600,7 @@
           <w:p>
             <w:pPr>
               <w:spacing w:before="0" w:after="0" w:line="240" w:lineRule="auto"/>
-              <w:jc w:val="left"/>
+              <w:jc w:val="right"/>
               <w:rPr>
                 <w:rFonts w:ascii="Times New Roman" w:hAnsi="Times New Roman" w:cs="Times New Roman" w:eastAsia="Times New Roman"/>
                 <w:sz w:val="28"/>
@@ -25634,7 +25634,7 @@
           <w:p>
             <w:pPr>
               <w:spacing w:before="0" w:after="0" w:line="240" w:lineRule="auto"/>
-              <w:jc w:val="left"/>
+              <w:jc w:val="right"/>
               <w:rPr>
                 <w:rFonts w:ascii="Times New Roman" w:hAnsi="Times New Roman" w:cs="Times New Roman" w:eastAsia="Times New Roman"/>
                 <w:sz w:val="28"/>
@@ -25668,7 +25668,7 @@
           <w:p>
             <w:pPr>
               <w:spacing w:before="0" w:after="0" w:line="240" w:lineRule="auto"/>
-              <w:jc w:val="left"/>
+              <w:jc w:val="right"/>
               <w:rPr>
                 <w:rFonts w:ascii="Times New Roman" w:hAnsi="Times New Roman" w:cs="Times New Roman" w:eastAsia="Times New Roman"/>
                 <w:sz w:val="28"/>
@@ -25707,7 +25707,7 @@
           <w:p>
             <w:pPr>
               <w:spacing w:before="0" w:after="0" w:line="240" w:lineRule="auto"/>
-              <w:jc w:val="left"/>
+              <w:jc w:val="right"/>
               <w:rPr>
                 <w:rFonts w:ascii="Times New Roman" w:hAnsi="Times New Roman" w:cs="Times New Roman" w:eastAsia="Times New Roman"/>
                 <w:sz w:val="28"/>
@@ -25775,7 +25775,7 @@
           <w:p>
             <w:pPr>
               <w:spacing w:before="0" w:after="0" w:line="240" w:lineRule="auto"/>
-              <w:jc w:val="left"/>
+              <w:jc w:val="right"/>
               <w:rPr>
                 <w:rFonts w:ascii="Times New Roman" w:hAnsi="Times New Roman" w:cs="Times New Roman" w:eastAsia="Times New Roman"/>
                 <w:sz w:val="28"/>
@@ -25809,7 +25809,7 @@
           <w:p>
             <w:pPr>
               <w:spacing w:before="0" w:after="0" w:line="240" w:lineRule="auto"/>
-              <w:jc w:val="left"/>
+              <w:jc w:val="right"/>
               <w:rPr>
                 <w:rFonts w:ascii="Times New Roman" w:hAnsi="Times New Roman" w:cs="Times New Roman" w:eastAsia="Times New Roman"/>
                 <w:sz w:val="28"/>
@@ -25843,7 +25843,7 @@
           <w:p>
             <w:pPr>
               <w:spacing w:before="0" w:after="0" w:line="240" w:lineRule="auto"/>
-              <w:jc w:val="left"/>
+              <w:jc w:val="right"/>
               <w:rPr>
                 <w:rFonts w:ascii="Times New Roman" w:hAnsi="Times New Roman" w:cs="Times New Roman" w:eastAsia="Times New Roman"/>
                 <w:sz w:val="28"/>
@@ -25877,7 +25877,7 @@
           <w:p>
             <w:pPr>
               <w:spacing w:before="0" w:after="0" w:line="240" w:lineRule="auto"/>
-              <w:jc w:val="left"/>
+              <w:jc w:val="right"/>
               <w:rPr>
                 <w:rFonts w:ascii="Times New Roman" w:hAnsi="Times New Roman" w:cs="Times New Roman" w:eastAsia="Times New Roman"/>
                 <w:sz w:val="28"/>
@@ -25911,7 +25911,7 @@
           <w:p>
             <w:pPr>
               <w:spacing w:before="0" w:after="0" w:line="240" w:lineRule="auto"/>
-              <w:jc w:val="left"/>
+              <w:jc w:val="right"/>
               <w:rPr>
                 <w:rFonts w:ascii="Times New Roman" w:hAnsi="Times New Roman" w:cs="Times New Roman" w:eastAsia="Times New Roman"/>
                 <w:sz w:val="28"/>
@@ -25950,7 +25950,7 @@
           <w:p>
             <w:pPr>
               <w:spacing w:before="0" w:after="0" w:line="240" w:lineRule="auto"/>
-              <w:jc w:val="left"/>
+              <w:jc w:val="right"/>
               <w:rPr>
                 <w:rFonts w:ascii="Times New Roman" w:hAnsi="Times New Roman" w:cs="Times New Roman" w:eastAsia="Times New Roman"/>
                 <w:sz w:val="28"/>
@@ -26018,7 +26018,7 @@
           <w:p>
             <w:pPr>
               <w:spacing w:before="0" w:after="0" w:line="240" w:lineRule="auto"/>
-              <w:jc w:val="left"/>
+              <w:jc w:val="right"/>
               <w:rPr>
                 <w:rFonts w:ascii="Times New Roman" w:hAnsi="Times New Roman" w:cs="Times New Roman" w:eastAsia="Times New Roman"/>
                 <w:sz w:val="28"/>
@@ -26052,7 +26052,7 @@
           <w:p>
             <w:pPr>
               <w:spacing w:before="0" w:after="0" w:line="240" w:lineRule="auto"/>
-              <w:jc w:val="left"/>
+              <w:jc w:val="right"/>
               <w:rPr>
                 <w:rFonts w:ascii="Times New Roman" w:hAnsi="Times New Roman" w:cs="Times New Roman" w:eastAsia="Times New Roman"/>
                 <w:sz w:val="28"/>
@@ -26086,7 +26086,7 @@
           <w:p>
             <w:pPr>
               <w:spacing w:before="0" w:after="0" w:line="240" w:lineRule="auto"/>
-              <w:jc w:val="left"/>
+              <w:jc w:val="right"/>
               <w:rPr>
                 <w:rFonts w:ascii="Times New Roman" w:hAnsi="Times New Roman" w:cs="Times New Roman" w:eastAsia="Times New Roman"/>
                 <w:sz w:val="28"/>
@@ -26120,7 +26120,7 @@
           <w:p>
             <w:pPr>
               <w:spacing w:before="0" w:after="0" w:line="240" w:lineRule="auto"/>
-              <w:jc w:val="left"/>
+              <w:jc w:val="right"/>
               <w:rPr>
                 <w:rFonts w:ascii="Times New Roman" w:hAnsi="Times New Roman" w:cs="Times New Roman" w:eastAsia="Times New Roman"/>
                 <w:sz w:val="28"/>
@@ -26154,7 +26154,7 @@
           <w:p>
             <w:pPr>
               <w:spacing w:before="0" w:after="0" w:line="240" w:lineRule="auto"/>
-              <w:jc w:val="left"/>
+              <w:jc w:val="right"/>
               <w:rPr>
                 <w:rFonts w:ascii="Times New Roman" w:hAnsi="Times New Roman" w:cs="Times New Roman" w:eastAsia="Times New Roman"/>
                 <w:sz w:val="28"/>
@@ -26193,7 +26193,7 @@
           <w:p>
             <w:pPr>
               <w:spacing w:before="0" w:after="0" w:line="240" w:lineRule="auto"/>
-              <w:jc w:val="left"/>
+              <w:jc w:val="right"/>
               <w:rPr>
                 <w:rFonts w:ascii="Times New Roman" w:hAnsi="Times New Roman" w:cs="Times New Roman" w:eastAsia="Times New Roman"/>
                 <w:sz w:val="28"/>
@@ -26261,7 +26261,7 @@
           <w:p>
             <w:pPr>
               <w:spacing w:before="0" w:after="0" w:line="240" w:lineRule="auto"/>
-              <w:jc w:val="left"/>
+              <w:jc w:val="right"/>
               <w:rPr>
                 <w:rFonts w:ascii="Times New Roman" w:hAnsi="Times New Roman" w:cs="Times New Roman" w:eastAsia="Times New Roman"/>
                 <w:sz w:val="28"/>
@@ -26295,7 +26295,7 @@
           <w:p>
             <w:pPr>
               <w:spacing w:before="0" w:after="0" w:line="240" w:lineRule="auto"/>
-              <w:jc w:val="left"/>
+              <w:jc w:val="right"/>
               <w:rPr>
                 <w:rFonts w:ascii="Times New Roman" w:hAnsi="Times New Roman" w:cs="Times New Roman" w:eastAsia="Times New Roman"/>
                 <w:sz w:val="28"/>
@@ -26329,7 +26329,7 @@
           <w:p>
             <w:pPr>
               <w:spacing w:before="0" w:after="0" w:line="240" w:lineRule="auto"/>
-              <w:jc w:val="left"/>
+              <w:jc w:val="right"/>
               <w:rPr>
                 <w:rFonts w:ascii="Times New Roman" w:hAnsi="Times New Roman" w:cs="Times New Roman" w:eastAsia="Times New Roman"/>
                 <w:sz w:val="28"/>
@@ -26363,7 +26363,7 @@
           <w:p>
             <w:pPr>
               <w:spacing w:before="0" w:after="0" w:line="240" w:lineRule="auto"/>
-              <w:jc w:val="left"/>
+              <w:jc w:val="right"/>
               <w:rPr>
                 <w:rFonts w:ascii="Times New Roman" w:hAnsi="Times New Roman" w:cs="Times New Roman" w:eastAsia="Times New Roman"/>
                 <w:sz w:val="28"/>
@@ -26397,7 +26397,7 @@
           <w:p>
             <w:pPr>
               <w:spacing w:before="0" w:after="0" w:line="240" w:lineRule="auto"/>
-              <w:jc w:val="left"/>
+              <w:jc w:val="right"/>
               <w:rPr>
                 <w:rFonts w:ascii="Times New Roman" w:hAnsi="Times New Roman" w:cs="Times New Roman" w:eastAsia="Times New Roman"/>
                 <w:sz w:val="28"/>
@@ -26436,7 +26436,7 @@
           <w:p>
             <w:pPr>
               <w:spacing w:before="0" w:after="0" w:line="240" w:lineRule="auto"/>
-              <w:jc w:val="left"/>
+              <w:jc w:val="right"/>
               <w:rPr>
                 <w:rFonts w:ascii="Times New Roman" w:hAnsi="Times New Roman" w:cs="Times New Roman" w:eastAsia="Times New Roman"/>
                 <w:sz w:val="28"/>
@@ -26504,7 +26504,7 @@
           <w:p>
             <w:pPr>
               <w:spacing w:before="0" w:after="0" w:line="240" w:lineRule="auto"/>
-              <w:jc w:val="left"/>
+              <w:jc w:val="right"/>
               <w:rPr>
                 <w:rFonts w:ascii="Times New Roman" w:hAnsi="Times New Roman" w:cs="Times New Roman" w:eastAsia="Times New Roman"/>
                 <w:sz w:val="28"/>
@@ -26538,7 +26538,7 @@
           <w:p>
             <w:pPr>
               <w:spacing w:before="0" w:after="0" w:line="240" w:lineRule="auto"/>
-              <w:jc w:val="left"/>
+              <w:jc w:val="right"/>
               <w:rPr>
                 <w:rFonts w:ascii="Times New Roman" w:hAnsi="Times New Roman" w:cs="Times New Roman" w:eastAsia="Times New Roman"/>
                 <w:sz w:val="28"/>
@@ -26572,7 +26572,7 @@
           <w:p>
             <w:pPr>
               <w:spacing w:before="0" w:after="0" w:line="240" w:lineRule="auto"/>
-              <w:jc w:val="left"/>
+              <w:jc w:val="right"/>
               <w:rPr>
                 <w:rFonts w:ascii="Times New Roman" w:hAnsi="Times New Roman" w:cs="Times New Roman" w:eastAsia="Times New Roman"/>
                 <w:sz w:val="28"/>
@@ -26606,7 +26606,7 @@
           <w:p>
             <w:pPr>
               <w:spacing w:before="0" w:after="0" w:line="240" w:lineRule="auto"/>
-              <w:jc w:val="left"/>
+              <w:jc w:val="right"/>
               <w:rPr>
                 <w:rFonts w:ascii="Times New Roman" w:hAnsi="Times New Roman" w:cs="Times New Roman" w:eastAsia="Times New Roman"/>
                 <w:sz w:val="28"/>
@@ -26640,7 +26640,7 @@
           <w:p>
             <w:pPr>
               <w:spacing w:before="0" w:after="0" w:line="240" w:lineRule="auto"/>
-              <w:jc w:val="left"/>
+              <w:jc w:val="right"/>
               <w:rPr>
                 <w:rFonts w:ascii="Times New Roman" w:hAnsi="Times New Roman" w:cs="Times New Roman" w:eastAsia="Times New Roman"/>
                 <w:sz w:val="28"/>
@@ -26679,7 +26679,7 @@
           <w:p>
             <w:pPr>
               <w:spacing w:before="0" w:after="0" w:line="240" w:lineRule="auto"/>
-              <w:jc w:val="left"/>
+              <w:jc w:val="right"/>
               <w:rPr>
                 <w:rFonts w:ascii="Times New Roman" w:hAnsi="Times New Roman" w:cs="Times New Roman" w:eastAsia="Times New Roman"/>
                 <w:sz w:val="28"/>
@@ -26747,7 +26747,7 @@
           <w:p>
             <w:pPr>
               <w:spacing w:before="0" w:after="0" w:line="240" w:lineRule="auto"/>
-              <w:jc w:val="left"/>
+              <w:jc w:val="right"/>
               <w:rPr>
                 <w:rFonts w:ascii="Times New Roman" w:hAnsi="Times New Roman" w:cs="Times New Roman" w:eastAsia="Times New Roman"/>
                 <w:sz w:val="28"/>
@@ -26781,7 +26781,7 @@
           <w:p>
             <w:pPr>
               <w:spacing w:before="0" w:after="0" w:line="240" w:lineRule="auto"/>
-              <w:jc w:val="left"/>
+              <w:jc w:val="right"/>
               <w:rPr>
                 <w:rFonts w:ascii="Times New Roman" w:hAnsi="Times New Roman" w:cs="Times New Roman" w:eastAsia="Times New Roman"/>
                 <w:sz w:val="28"/>
@@ -26815,7 +26815,7 @@
           <w:p>
             <w:pPr>
               <w:spacing w:before="0" w:after="0" w:line="240" w:lineRule="auto"/>
-              <w:jc w:val="left"/>
+              <w:jc w:val="right"/>
               <w:rPr>
                 <w:rFonts w:ascii="Times New Roman" w:hAnsi="Times New Roman" w:cs="Times New Roman" w:eastAsia="Times New Roman"/>
                 <w:sz w:val="28"/>
@@ -26849,7 +26849,7 @@
           <w:p>
             <w:pPr>
               <w:spacing w:before="0" w:after="0" w:line="240" w:lineRule="auto"/>
-              <w:jc w:val="left"/>
+              <w:jc w:val="right"/>
               <w:rPr>
                 <w:rFonts w:ascii="Times New Roman" w:hAnsi="Times New Roman" w:cs="Times New Roman" w:eastAsia="Times New Roman"/>
                 <w:sz w:val="28"/>
@@ -26883,7 +26883,7 @@
           <w:p>
             <w:pPr>
               <w:spacing w:before="0" w:after="0" w:line="240" w:lineRule="auto"/>
-              <w:jc w:val="left"/>
+              <w:jc w:val="right"/>
               <w:rPr>
                 <w:rFonts w:ascii="Times New Roman" w:hAnsi="Times New Roman" w:cs="Times New Roman" w:eastAsia="Times New Roman"/>
                 <w:sz w:val="28"/>
@@ -26922,7 +26922,7 @@
           <w:p>
             <w:pPr>
               <w:spacing w:before="0" w:after="0" w:line="240" w:lineRule="auto"/>
-              <w:jc w:val="left"/>
+              <w:jc w:val="right"/>
               <w:rPr>
                 <w:rFonts w:ascii="Times New Roman" w:hAnsi="Times New Roman" w:cs="Times New Roman" w:eastAsia="Times New Roman"/>
                 <w:sz w:val="28"/>
@@ -26990,7 +26990,7 @@
           <w:p>
             <w:pPr>
               <w:spacing w:before="0" w:after="0" w:line="240" w:lineRule="auto"/>
-              <w:jc w:val="left"/>
+              <w:jc w:val="right"/>
               <w:rPr>
                 <w:rFonts w:ascii="Times New Roman" w:hAnsi="Times New Roman" w:cs="Times New Roman" w:eastAsia="Times New Roman"/>
                 <w:sz w:val="28"/>
@@ -27024,7 +27024,7 @@
           <w:p>
             <w:pPr>
               <w:spacing w:before="0" w:after="0" w:line="240" w:lineRule="auto"/>
-              <w:jc w:val="left"/>
+              <w:jc w:val="right"/>
               <w:rPr>
                 <w:rFonts w:ascii="Times New Roman" w:hAnsi="Times New Roman" w:cs="Times New Roman" w:eastAsia="Times New Roman"/>
                 <w:sz w:val="28"/>
@@ -27058,7 +27058,7 @@
           <w:p>
             <w:pPr>
               <w:spacing w:before="0" w:after="0" w:line="240" w:lineRule="auto"/>
-              <w:jc w:val="left"/>
+              <w:jc w:val="right"/>
               <w:rPr>
                 <w:rFonts w:ascii="Times New Roman" w:hAnsi="Times New Roman" w:cs="Times New Roman" w:eastAsia="Times New Roman"/>
                 <w:sz w:val="28"/>
@@ -27092,7 +27092,7 @@
           <w:p>
             <w:pPr>
               <w:spacing w:before="0" w:after="0" w:line="240" w:lineRule="auto"/>
-              <w:jc w:val="left"/>
+              <w:jc w:val="right"/>
               <w:rPr>
                 <w:rFonts w:ascii="Times New Roman" w:hAnsi="Times New Roman" w:cs="Times New Roman" w:eastAsia="Times New Roman"/>
                 <w:sz w:val="28"/>
@@ -27126,7 +27126,7 @@
           <w:p>
             <w:pPr>
               <w:spacing w:before="0" w:after="0" w:line="240" w:lineRule="auto"/>
-              <w:jc w:val="left"/>
+              <w:jc w:val="right"/>
               <w:rPr>
                 <w:rFonts w:ascii="Times New Roman" w:hAnsi="Times New Roman" w:cs="Times New Roman" w:eastAsia="Times New Roman"/>
                 <w:sz w:val="28"/>
